--- a/document/DTH225650_HuynhQuocHuy_Internship_Outline.docx
+++ b/document/DTH225650_HuynhQuocHuy_Internship_Outline.docx
@@ -11,6 +11,8 @@
           <w:szCs w:val="26"/>
         </w:rPr>
       </w:pPr>
+      <w:bookmarkStart w:id="0" w:name="_GoBack"/>
+      <w:bookmarkEnd w:id="0"/>
       <w:r>
         <w:rPr>
           <w:b/>
@@ -2925,7 +2927,7 @@
                 <w:noProof/>
                 <w:webHidden/>
               </w:rPr>
-              <w:t>14</w:t>
+              <w:t>15</w:t>
             </w:r>
             <w:r>
               <w:rPr>
@@ -3219,7 +3221,7 @@
                 <w:noProof/>
                 <w:webHidden/>
               </w:rPr>
-              <w:t>15</w:t>
+              <w:t>16</w:t>
             </w:r>
             <w:r>
               <w:rPr>
@@ -4199,7 +4201,7 @@
                 <w:noProof/>
                 <w:webHidden/>
               </w:rPr>
-              <w:t>19</w:t>
+              <w:t>18</w:t>
             </w:r>
             <w:r>
               <w:rPr>
@@ -4297,7 +4299,7 @@
                 <w:noProof/>
                 <w:webHidden/>
               </w:rPr>
-              <w:t>19</w:t>
+              <w:t>18</w:t>
             </w:r>
             <w:r>
               <w:rPr>
@@ -4591,7 +4593,7 @@
                 <w:noProof/>
                 <w:webHidden/>
               </w:rPr>
-              <w:t>20</w:t>
+              <w:t>19</w:t>
             </w:r>
             <w:r>
               <w:rPr>
@@ -4689,7 +4691,7 @@
                 <w:noProof/>
                 <w:webHidden/>
               </w:rPr>
-              <w:t>20</w:t>
+              <w:t>19</w:t>
             </w:r>
             <w:r>
               <w:rPr>
@@ -5669,7 +5671,7 @@
                 <w:noProof/>
                 <w:webHidden/>
               </w:rPr>
-              <w:t>32</w:t>
+              <w:t>33</w:t>
             </w:r>
             <w:r>
               <w:rPr>
@@ -5754,20 +5756,16 @@
                 <w:noProof/>
                 <w:webHidden/>
               </w:rPr>
-            </w:r>
-            <w:r>
-              <w:rPr>
-                <w:noProof/>
-                <w:webHidden/>
-              </w:rPr>
               <w:fldChar w:fldCharType="separate"/>
             </w:r>
             <w:r>
               <w:rPr>
-                <w:noProof/>
-                <w:webHidden/>
-              </w:rPr>
-              <w:t>41</w:t>
+                <w:b/>
+                <w:bCs/>
+                <w:noProof/>
+                <w:webHidden/>
+              </w:rPr>
+              <w:t>Error! Bookmark not defined.</w:t>
             </w:r>
             <w:r>
               <w:rPr>
@@ -5865,7 +5863,7 @@
                 <w:noProof/>
                 <w:webHidden/>
               </w:rPr>
-              <w:t>41</w:t>
+              <w:t>42</w:t>
             </w:r>
             <w:r>
               <w:rPr>
@@ -5963,7 +5961,7 @@
                 <w:noProof/>
                 <w:webHidden/>
               </w:rPr>
-              <w:t>41</w:t>
+              <w:t>42</w:t>
             </w:r>
             <w:r>
               <w:rPr>
@@ -6061,7 +6059,7 @@
                 <w:noProof/>
                 <w:webHidden/>
               </w:rPr>
-              <w:t>41</w:t>
+              <w:t>42</w:t>
             </w:r>
             <w:r>
               <w:rPr>
@@ -6159,7 +6157,7 @@
                 <w:noProof/>
                 <w:webHidden/>
               </w:rPr>
-              <w:t>42</w:t>
+              <w:t>43</w:t>
             </w:r>
             <w:r>
               <w:rPr>
@@ -6257,7 +6255,7 @@
                 <w:noProof/>
                 <w:webHidden/>
               </w:rPr>
-              <w:t>43</w:t>
+              <w:t>44</w:t>
             </w:r>
             <w:r>
               <w:rPr>
@@ -6355,7 +6353,7 @@
                 <w:noProof/>
                 <w:webHidden/>
               </w:rPr>
-              <w:t>45</w:t>
+              <w:t>46</w:t>
             </w:r>
             <w:r>
               <w:rPr>
@@ -6453,7 +6451,7 @@
                 <w:noProof/>
                 <w:webHidden/>
               </w:rPr>
-              <w:t>45</w:t>
+              <w:t>46</w:t>
             </w:r>
             <w:r>
               <w:rPr>
@@ -6551,7 +6549,7 @@
                 <w:noProof/>
                 <w:webHidden/>
               </w:rPr>
-              <w:t>46</w:t>
+              <w:t>47</w:t>
             </w:r>
             <w:r>
               <w:rPr>
@@ -6649,7 +6647,7 @@
                 <w:noProof/>
                 <w:webHidden/>
               </w:rPr>
-              <w:t>46</w:t>
+              <w:t>47</w:t>
             </w:r>
             <w:r>
               <w:rPr>
@@ -6747,7 +6745,7 @@
                 <w:noProof/>
                 <w:webHidden/>
               </w:rPr>
-              <w:t>47</w:t>
+              <w:t>48</w:t>
             </w:r>
             <w:r>
               <w:rPr>
@@ -6845,7 +6843,7 @@
                 <w:noProof/>
                 <w:webHidden/>
               </w:rPr>
-              <w:t>48</w:t>
+              <w:t>49</w:t>
             </w:r>
             <w:r>
               <w:rPr>
@@ -6943,7 +6941,7 @@
                 <w:noProof/>
                 <w:webHidden/>
               </w:rPr>
-              <w:t>49</w:t>
+              <w:t>50</w:t>
             </w:r>
             <w:r>
               <w:rPr>
@@ -7041,7 +7039,7 @@
                 <w:noProof/>
                 <w:webHidden/>
               </w:rPr>
-              <w:t>49</w:t>
+              <w:t>50</w:t>
             </w:r>
             <w:r>
               <w:rPr>
@@ -7139,7 +7137,7 @@
                 <w:noProof/>
                 <w:webHidden/>
               </w:rPr>
-              <w:t>50</w:t>
+              <w:t>51</w:t>
             </w:r>
             <w:r>
               <w:rPr>
@@ -7237,7 +7235,7 @@
                 <w:noProof/>
                 <w:webHidden/>
               </w:rPr>
-              <w:t>50</w:t>
+              <w:t>51</w:t>
             </w:r>
             <w:r>
               <w:rPr>
@@ -7335,7 +7333,7 @@
                 <w:noProof/>
                 <w:webHidden/>
               </w:rPr>
-              <w:t>51</w:t>
+              <w:t>52</w:t>
             </w:r>
             <w:r>
               <w:rPr>
@@ -7433,7 +7431,7 @@
                 <w:noProof/>
                 <w:webHidden/>
               </w:rPr>
-              <w:t>53</w:t>
+              <w:t>54</w:t>
             </w:r>
             <w:r>
               <w:rPr>
@@ -7531,7 +7529,7 @@
                 <w:noProof/>
                 <w:webHidden/>
               </w:rPr>
-              <w:t>55</w:t>
+              <w:t>56</w:t>
             </w:r>
             <w:r>
               <w:rPr>
@@ -7629,7 +7627,7 @@
                 <w:noProof/>
                 <w:webHidden/>
               </w:rPr>
-              <w:t>55</w:t>
+              <w:t>56</w:t>
             </w:r>
             <w:r>
               <w:rPr>
@@ -7727,7 +7725,7 @@
                 <w:noProof/>
                 <w:webHidden/>
               </w:rPr>
-              <w:t>55</w:t>
+              <w:t>56</w:t>
             </w:r>
             <w:r>
               <w:rPr>
@@ -7825,7 +7823,7 @@
                 <w:noProof/>
                 <w:webHidden/>
               </w:rPr>
-              <w:t>55</w:t>
+              <w:t>56</w:t>
             </w:r>
             <w:r>
               <w:rPr>
@@ -7923,7 +7921,7 @@
                 <w:noProof/>
                 <w:webHidden/>
               </w:rPr>
-              <w:t>55</w:t>
+              <w:t>56</w:t>
             </w:r>
             <w:r>
               <w:rPr>
@@ -8021,7 +8019,7 @@
                 <w:noProof/>
                 <w:webHidden/>
               </w:rPr>
-              <w:t>56</w:t>
+              <w:t>57</w:t>
             </w:r>
             <w:r>
               <w:rPr>
@@ -8119,7 +8117,7 @@
                 <w:noProof/>
                 <w:webHidden/>
               </w:rPr>
-              <w:t>56</w:t>
+              <w:t>57</w:t>
             </w:r>
             <w:r>
               <w:rPr>
@@ -8217,7 +8215,7 @@
                 <w:noProof/>
                 <w:webHidden/>
               </w:rPr>
-              <w:t>56</w:t>
+              <w:t>57</w:t>
             </w:r>
             <w:r>
               <w:rPr>
@@ -8315,7 +8313,7 @@
                 <w:noProof/>
                 <w:webHidden/>
               </w:rPr>
-              <w:t>56</w:t>
+              <w:t>57</w:t>
             </w:r>
             <w:r>
               <w:rPr>
@@ -8413,7 +8411,7 @@
                 <w:noProof/>
                 <w:webHidden/>
               </w:rPr>
-              <w:t>56</w:t>
+              <w:t>57</w:t>
             </w:r>
             <w:r>
               <w:rPr>
@@ -8511,7 +8509,7 @@
                 <w:noProof/>
                 <w:webHidden/>
               </w:rPr>
-              <w:t>57</w:t>
+              <w:t>58</w:t>
             </w:r>
             <w:r>
               <w:rPr>
@@ -9552,7 +9550,7 @@
             <w:noProof/>
             <w:webHidden/>
           </w:rPr>
-          <w:t>33</w:t>
+          <w:t>34</w:t>
         </w:r>
         <w:r>
           <w:rPr>
@@ -9627,7 +9625,7 @@
             <w:noProof/>
             <w:webHidden/>
           </w:rPr>
-          <w:t>36</w:t>
+          <w:t>37</w:t>
         </w:r>
         <w:r>
           <w:rPr>
@@ -9702,7 +9700,7 @@
             <w:noProof/>
             <w:webHidden/>
           </w:rPr>
-          <w:t>39</w:t>
+          <w:t>40</w:t>
         </w:r>
         <w:r>
           <w:rPr>
@@ -9777,7 +9775,7 @@
             <w:noProof/>
             <w:webHidden/>
           </w:rPr>
-          <w:t>42</w:t>
+          <w:t>43</w:t>
         </w:r>
         <w:r>
           <w:rPr>
@@ -9852,7 +9850,7 @@
             <w:noProof/>
             <w:webHidden/>
           </w:rPr>
-          <w:t>43</w:t>
+          <w:t>44</w:t>
         </w:r>
         <w:r>
           <w:rPr>
@@ -9927,7 +9925,7 @@
             <w:noProof/>
             <w:webHidden/>
           </w:rPr>
-          <w:t>44</w:t>
+          <w:t>45</w:t>
         </w:r>
         <w:r>
           <w:rPr>
@@ -10002,7 +10000,7 @@
             <w:noProof/>
             <w:webHidden/>
           </w:rPr>
-          <w:t>45</w:t>
+          <w:t>46</w:t>
         </w:r>
         <w:r>
           <w:rPr>
@@ -10077,7 +10075,7 @@
             <w:noProof/>
             <w:webHidden/>
           </w:rPr>
-          <w:t>46</w:t>
+          <w:t>47</w:t>
         </w:r>
         <w:r>
           <w:rPr>
@@ -10152,7 +10150,7 @@
             <w:noProof/>
             <w:webHidden/>
           </w:rPr>
-          <w:t>47</w:t>
+          <w:t>48</w:t>
         </w:r>
         <w:r>
           <w:rPr>
@@ -10227,7 +10225,7 @@
             <w:noProof/>
             <w:webHidden/>
           </w:rPr>
-          <w:t>48</w:t>
+          <w:t>49</w:t>
         </w:r>
         <w:r>
           <w:rPr>
@@ -10302,7 +10300,7 @@
             <w:noProof/>
             <w:webHidden/>
           </w:rPr>
-          <w:t>49</w:t>
+          <w:t>50</w:t>
         </w:r>
         <w:r>
           <w:rPr>
@@ -10377,7 +10375,7 @@
             <w:noProof/>
             <w:webHidden/>
           </w:rPr>
-          <w:t>51</w:t>
+          <w:t>52</w:t>
         </w:r>
         <w:r>
           <w:rPr>
@@ -10452,7 +10450,7 @@
             <w:noProof/>
             <w:webHidden/>
           </w:rPr>
-          <w:t>52</w:t>
+          <w:t>53</w:t>
         </w:r>
         <w:r>
           <w:rPr>
@@ -10527,7 +10525,7 @@
             <w:noProof/>
             <w:webHidden/>
           </w:rPr>
-          <w:t>52</w:t>
+          <w:t>53</w:t>
         </w:r>
         <w:r>
           <w:rPr>
@@ -10602,7 +10600,7 @@
             <w:noProof/>
             <w:webHidden/>
           </w:rPr>
-          <w:t>53</w:t>
+          <w:t>54</w:t>
         </w:r>
         <w:r>
           <w:rPr>
@@ -10677,7 +10675,7 @@
             <w:noProof/>
             <w:webHidden/>
           </w:rPr>
-          <w:t>54</w:t>
+          <w:t>55</w:t>
         </w:r>
         <w:r>
           <w:rPr>
@@ -10752,7 +10750,7 @@
             <w:noProof/>
             <w:webHidden/>
           </w:rPr>
-          <w:t>54</w:t>
+          <w:t>55</w:t>
         </w:r>
         <w:r>
           <w:rPr>
@@ -10906,7 +10904,7 @@
             <w:noProof/>
             <w:webHidden/>
           </w:rPr>
-          <w:t>34</w:t>
+          <w:t>35</w:t>
         </w:r>
         <w:r>
           <w:rPr>
@@ -10981,7 +10979,7 @@
             <w:noProof/>
             <w:webHidden/>
           </w:rPr>
-          <w:t>37</w:t>
+          <w:t>38</w:t>
         </w:r>
         <w:r>
           <w:rPr>
@@ -11056,7 +11054,7 @@
             <w:noProof/>
             <w:webHidden/>
           </w:rPr>
-          <w:t>39</w:t>
+          <w:t>40</w:t>
         </w:r>
         <w:r>
           <w:rPr>
@@ -11105,7 +11103,7 @@
           <w:sz w:val="28"/>
         </w:rPr>
       </w:pPr>
-      <w:bookmarkStart w:id="0" w:name="_Toc221642644"/>
+      <w:bookmarkStart w:id="1" w:name="_Toc221642644"/>
       <w:r>
         <w:rPr>
           <w:b/>
@@ -11115,7 +11113,7 @@
         <w:lastRenderedPageBreak/>
         <w:t>GIỚI THIỆU ĐỀ TÀI</w:t>
       </w:r>
-      <w:bookmarkEnd w:id="0"/>
+      <w:bookmarkEnd w:id="1"/>
     </w:p>
     <w:p>
       <w:pPr>
@@ -11133,7 +11131,7 @@
           <w:sz w:val="28"/>
         </w:rPr>
       </w:pPr>
-      <w:bookmarkStart w:id="1" w:name="_Toc221642645"/>
+      <w:bookmarkStart w:id="2" w:name="_Toc221642645"/>
       <w:r>
         <w:rPr>
           <w:b/>
@@ -11142,7 +11140,7 @@
         </w:rPr>
         <w:t>LÝ DO CHỌN ĐỀ TÀI</w:t>
       </w:r>
-      <w:bookmarkEnd w:id="1"/>
+      <w:bookmarkEnd w:id="2"/>
     </w:p>
     <w:p>
       <w:pPr>
@@ -11160,7 +11158,7 @@
           <w:sz w:val="28"/>
         </w:rPr>
       </w:pPr>
-      <w:bookmarkStart w:id="2" w:name="_Toc221642646"/>
+      <w:bookmarkStart w:id="3" w:name="_Toc221642646"/>
       <w:r>
         <w:rPr>
           <w:b/>
@@ -11169,7 +11167,7 @@
         </w:rPr>
         <w:t>Đặt vấn đề và tính cấp thiết của đề tài</w:t>
       </w:r>
-      <w:bookmarkEnd w:id="2"/>
+      <w:bookmarkEnd w:id="3"/>
     </w:p>
     <w:p>
       <w:pPr>
@@ -11328,7 +11326,7 @@
           <w:sz w:val="28"/>
         </w:rPr>
       </w:pPr>
-      <w:bookmarkStart w:id="3" w:name="_Toc221642647"/>
+      <w:bookmarkStart w:id="4" w:name="_Toc221642647"/>
       <w:r>
         <w:rPr>
           <w:b/>
@@ -11337,7 +11335,7 @@
         </w:rPr>
         <w:t>MỤC TIÊU CỦA ĐỀ TÀI</w:t>
       </w:r>
-      <w:bookmarkEnd w:id="3"/>
+      <w:bookmarkEnd w:id="4"/>
     </w:p>
     <w:p>
       <w:pPr>
@@ -11355,7 +11353,7 @@
           <w:sz w:val="28"/>
         </w:rPr>
       </w:pPr>
-      <w:bookmarkStart w:id="4" w:name="_Toc221642648"/>
+      <w:bookmarkStart w:id="5" w:name="_Toc221642648"/>
       <w:r>
         <w:rPr>
           <w:b/>
@@ -11372,7 +11370,7 @@
         </w:rPr>
         <w:t>cấp thiết</w:t>
       </w:r>
-      <w:bookmarkEnd w:id="4"/>
+      <w:bookmarkEnd w:id="5"/>
     </w:p>
     <w:p>
       <w:pPr>
@@ -11565,7 +11563,7 @@
           <w:szCs w:val="26"/>
         </w:rPr>
       </w:pPr>
-      <w:bookmarkStart w:id="5" w:name="_Toc221642716"/>
+      <w:bookmarkStart w:id="6" w:name="_Toc221642716"/>
       <w:r>
         <w:rPr>
           <w:b/>
@@ -11637,7 +11635,7 @@
         </w:rPr>
         <w:t>: Trang tài liệu IBM định nghĩa về Middleware</w:t>
       </w:r>
-      <w:bookmarkEnd w:id="5"/>
+      <w:bookmarkEnd w:id="6"/>
     </w:p>
     <w:p>
       <w:pPr>
@@ -11720,7 +11718,7 @@
           <w:sz w:val="28"/>
         </w:rPr>
       </w:pPr>
-      <w:bookmarkStart w:id="6" w:name="_Toc221642649"/>
+      <w:bookmarkStart w:id="7" w:name="_Toc221642649"/>
       <w:r>
         <w:rPr>
           <w:b/>
@@ -11729,7 +11727,7 @@
         </w:rPr>
         <w:t>Hiệu quả mang lại</w:t>
       </w:r>
-      <w:bookmarkEnd w:id="6"/>
+      <w:bookmarkEnd w:id="7"/>
     </w:p>
     <w:p>
       <w:pPr>
@@ -11871,7 +11869,7 @@
           <w:sz w:val="28"/>
         </w:rPr>
       </w:pPr>
-      <w:bookmarkStart w:id="7" w:name="_Toc221642650"/>
+      <w:bookmarkStart w:id="8" w:name="_Toc221642650"/>
       <w:r>
         <w:rPr>
           <w:b/>
@@ -11880,7 +11878,7 @@
         </w:rPr>
         <w:t>PHẠM VI VÀ ĐỐI TƯỢNG NGHIÊN CỨU</w:t>
       </w:r>
-      <w:bookmarkEnd w:id="7"/>
+      <w:bookmarkEnd w:id="8"/>
     </w:p>
     <w:p>
       <w:pPr>
@@ -11898,7 +11896,7 @@
           <w:sz w:val="28"/>
         </w:rPr>
       </w:pPr>
-      <w:bookmarkStart w:id="8" w:name="_Toc221642651"/>
+      <w:bookmarkStart w:id="9" w:name="_Toc221642651"/>
       <w:r>
         <w:rPr>
           <w:b/>
@@ -11931,7 +11929,7 @@
         </w:rPr>
         <w:t>và giới hạn các chức năng không thực hiện</w:t>
       </w:r>
-      <w:bookmarkEnd w:id="8"/>
+      <w:bookmarkEnd w:id="9"/>
     </w:p>
     <w:p>
       <w:pPr>
@@ -12232,7 +12230,7 @@
           <w:sz w:val="28"/>
         </w:rPr>
       </w:pPr>
-      <w:bookmarkStart w:id="9" w:name="_Toc221642652"/>
+      <w:bookmarkStart w:id="10" w:name="_Toc221642652"/>
       <w:r>
         <w:rPr>
           <w:b/>
@@ -12241,7 +12239,7 @@
         </w:rPr>
         <w:t>Đối tượng nghiên cứu</w:t>
       </w:r>
-      <w:bookmarkEnd w:id="9"/>
+      <w:bookmarkEnd w:id="10"/>
     </w:p>
     <w:p>
       <w:pPr>
@@ -12542,7 +12540,7 @@
           <w:sz w:val="28"/>
         </w:rPr>
       </w:pPr>
-      <w:bookmarkStart w:id="10" w:name="_Toc221642653"/>
+      <w:bookmarkStart w:id="11" w:name="_Toc221642653"/>
       <w:r>
         <w:rPr>
           <w:b/>
@@ -12551,7 +12549,7 @@
         </w:rPr>
         <w:t>TỔNG QUAN HỆ THỐNG</w:t>
       </w:r>
-      <w:bookmarkEnd w:id="10"/>
+      <w:bookmarkEnd w:id="11"/>
     </w:p>
     <w:p>
       <w:pPr>
@@ -12569,7 +12567,7 @@
           <w:sz w:val="28"/>
         </w:rPr>
       </w:pPr>
-      <w:bookmarkStart w:id="11" w:name="_Toc221642654"/>
+      <w:bookmarkStart w:id="12" w:name="_Toc221642654"/>
       <w:r>
         <w:rPr>
           <w:b/>
@@ -12594,7 +12592,7 @@
         </w:rPr>
         <w:t xml:space="preserve"> HỆ THỐNG</w:t>
       </w:r>
-      <w:bookmarkEnd w:id="11"/>
+      <w:bookmarkEnd w:id="12"/>
     </w:p>
     <w:p>
       <w:pPr>
@@ -12612,7 +12610,7 @@
           <w:sz w:val="28"/>
         </w:rPr>
       </w:pPr>
-      <w:bookmarkStart w:id="12" w:name="_Toc221642655"/>
+      <w:bookmarkStart w:id="13" w:name="_Toc221642655"/>
       <w:r>
         <w:rPr>
           <w:b/>
@@ -12621,7 +12619,7 @@
         </w:rPr>
         <w:t>Khái niệm trung tâm hoá đơn điện tử EInvoiceHub</w:t>
       </w:r>
-      <w:bookmarkEnd w:id="12"/>
+      <w:bookmarkEnd w:id="13"/>
     </w:p>
     <w:p>
       <w:pPr>
@@ -13027,7 +13025,7 @@
           <w:szCs w:val="26"/>
         </w:rPr>
       </w:pPr>
-      <w:bookmarkStart w:id="13" w:name="_Toc221642717"/>
+      <w:bookmarkStart w:id="14" w:name="_Toc221642717"/>
       <w:r>
         <w:rPr>
           <w:b/>
@@ -13099,7 +13097,7 @@
         </w:rPr>
         <w:t>: Tài liệu MuleSoft giải thích về API</w:t>
       </w:r>
-      <w:bookmarkEnd w:id="13"/>
+      <w:bookmarkEnd w:id="14"/>
     </w:p>
     <w:p>
       <w:pPr>
@@ -13320,7 +13318,7 @@
           <w:sz w:val="28"/>
         </w:rPr>
       </w:pPr>
-      <w:bookmarkStart w:id="14" w:name="_Toc221642656"/>
+      <w:bookmarkStart w:id="15" w:name="_Toc221642656"/>
       <w:r>
         <w:rPr>
           <w:b/>
@@ -13329,7 +13327,7 @@
         </w:rPr>
         <w:t>Nghiệp vụ hóa đơn</w:t>
       </w:r>
-      <w:bookmarkEnd w:id="14"/>
+      <w:bookmarkEnd w:id="15"/>
       <w:r>
         <w:rPr>
           <w:b/>
@@ -13794,7 +13792,7 @@
           <w:sz w:val="28"/>
         </w:rPr>
       </w:pPr>
-      <w:bookmarkStart w:id="15" w:name="_Toc221642657"/>
+      <w:bookmarkStart w:id="16" w:name="_Toc221642657"/>
       <w:r>
         <w:rPr>
           <w:b/>
@@ -13819,7 +13817,7 @@
         </w:rPr>
         <w:t>p</w:t>
       </w:r>
-      <w:bookmarkEnd w:id="15"/>
+      <w:bookmarkEnd w:id="16"/>
     </w:p>
     <w:p>
       <w:pPr>
@@ -13965,7 +13963,7 @@
           <w:sz w:val="28"/>
         </w:rPr>
       </w:pPr>
-      <w:bookmarkStart w:id="16" w:name="_Toc221642658"/>
+      <w:bookmarkStart w:id="17" w:name="_Toc221642658"/>
       <w:r>
         <w:rPr>
           <w:b/>
@@ -13975,7 +13973,7 @@
         <w:lastRenderedPageBreak/>
         <w:t>ĐỐI TƯỢNG SỬ DỤNG</w:t>
       </w:r>
-      <w:bookmarkEnd w:id="16"/>
+      <w:bookmarkEnd w:id="17"/>
     </w:p>
     <w:p>
       <w:pPr>
@@ -14010,7 +14008,7 @@
           <w:sz w:val="28"/>
         </w:rPr>
       </w:pPr>
-      <w:bookmarkStart w:id="17" w:name="_Toc221642659"/>
+      <w:bookmarkStart w:id="18" w:name="_Toc221642659"/>
       <w:r>
         <w:rPr>
           <w:b/>
@@ -14019,7 +14017,7 @@
         </w:rPr>
         <w:t>Nhóm Quản trị doanh nghiệp - Merchant Admin</w:t>
       </w:r>
-      <w:bookmarkEnd w:id="17"/>
+      <w:bookmarkEnd w:id="18"/>
       <w:r>
         <w:rPr>
           <w:b/>
@@ -14144,7 +14142,7 @@
           <w:sz w:val="28"/>
         </w:rPr>
       </w:pPr>
-      <w:bookmarkStart w:id="18" w:name="_Toc221642660"/>
+      <w:bookmarkStart w:id="19" w:name="_Toc221642660"/>
       <w:r>
         <w:rPr>
           <w:b/>
@@ -14153,7 +14151,7 @@
         </w:rPr>
         <w:t>Nhóm nhân viên vận hành và kế toán - Staff</w:t>
       </w:r>
-      <w:bookmarkEnd w:id="18"/>
+      <w:bookmarkEnd w:id="19"/>
     </w:p>
     <w:p>
       <w:pPr>
@@ -14268,7 +14266,7 @@
           <w:sz w:val="28"/>
         </w:rPr>
       </w:pPr>
-      <w:bookmarkStart w:id="19" w:name="_Toc221642661"/>
+      <w:bookmarkStart w:id="20" w:name="_Toc221642661"/>
       <w:r>
         <w:rPr>
           <w:b/>
@@ -14278,7 +14276,7 @@
         <w:lastRenderedPageBreak/>
         <w:t>Nhóm hệ thống tích hợp - API Client</w:t>
       </w:r>
-      <w:bookmarkEnd w:id="19"/>
+      <w:bookmarkEnd w:id="20"/>
       <w:r>
         <w:rPr>
           <w:b/>
@@ -14376,7 +14374,7 @@
           <w:sz w:val="28"/>
         </w:rPr>
       </w:pPr>
-      <w:bookmarkStart w:id="20" w:name="_Toc221642662"/>
+      <w:bookmarkStart w:id="21" w:name="_Toc221642662"/>
       <w:r>
         <w:rPr>
           <w:b/>
@@ -14385,7 +14383,7 @@
         </w:rPr>
         <w:t>Quản trị viên hệ thống - System Admin</w:t>
       </w:r>
-      <w:bookmarkEnd w:id="20"/>
+      <w:bookmarkEnd w:id="21"/>
     </w:p>
     <w:p>
       <w:pPr>
@@ -14488,7 +14486,7 @@
           <w:sz w:val="28"/>
         </w:rPr>
       </w:pPr>
-      <w:bookmarkStart w:id="21" w:name="_Toc221642663"/>
+      <w:bookmarkStart w:id="22" w:name="_Toc221642663"/>
       <w:r>
         <w:rPr>
           <w:b/>
@@ -14497,7 +14495,7 @@
         </w:rPr>
         <w:t>PHẠM VI ỨNG DỤNG</w:t>
       </w:r>
-      <w:bookmarkEnd w:id="21"/>
+      <w:bookmarkEnd w:id="22"/>
       <w:r>
         <w:rPr>
           <w:b/>
@@ -14523,7 +14521,7 @@
           <w:sz w:val="28"/>
         </w:rPr>
       </w:pPr>
-      <w:bookmarkStart w:id="22" w:name="_Toc221642664"/>
+      <w:bookmarkStart w:id="23" w:name="_Toc221642664"/>
       <w:r>
         <w:rPr>
           <w:b/>
@@ -14532,7 +14530,7 @@
         </w:rPr>
         <w:t>Khả năng triển khai đa quy mô và đa doanh nghiệp</w:t>
       </w:r>
-      <w:bookmarkEnd w:id="22"/>
+      <w:bookmarkEnd w:id="23"/>
     </w:p>
     <w:p>
       <w:pPr>
@@ -14640,7 +14638,7 @@
           <w:sz w:val="28"/>
         </w:rPr>
       </w:pPr>
-      <w:bookmarkStart w:id="23" w:name="_Toc221642665"/>
+      <w:bookmarkStart w:id="24" w:name="_Toc221642665"/>
       <w:r>
         <w:rPr>
           <w:b/>
@@ -14649,7 +14647,7 @@
         </w:rPr>
         <w:t>Ứng dụng đa lĩnh vực và ngành nghề kinh doanh</w:t>
       </w:r>
-      <w:bookmarkEnd w:id="23"/>
+      <w:bookmarkEnd w:id="24"/>
     </w:p>
     <w:p>
       <w:pPr>
@@ -14743,7 +14741,7 @@
           <w:sz w:val="28"/>
         </w:rPr>
       </w:pPr>
-      <w:bookmarkStart w:id="24" w:name="_Toc221642666"/>
+      <w:bookmarkStart w:id="25" w:name="_Toc221642666"/>
       <w:r>
         <w:rPr>
           <w:b/>
@@ -14752,7 +14750,7 @@
         </w:rPr>
         <w:t>Đáp ứng tính linh hoạt về hạ tầng và pháp lý</w:t>
       </w:r>
-      <w:bookmarkEnd w:id="24"/>
+      <w:bookmarkEnd w:id="25"/>
     </w:p>
     <w:p>
       <w:pPr>
@@ -14825,7 +14823,7 @@
           <w:sz w:val="28"/>
         </w:rPr>
       </w:pPr>
-      <w:bookmarkStart w:id="25" w:name="_Toc221642667"/>
+      <w:bookmarkStart w:id="26" w:name="_Toc221642667"/>
       <w:r>
         <w:rPr>
           <w:b/>
@@ -14834,7 +14832,7 @@
         </w:rPr>
         <w:t>PHÂN TÍCH YÊU CẦU HỆ THỐNG</w:t>
       </w:r>
-      <w:bookmarkEnd w:id="25"/>
+      <w:bookmarkEnd w:id="26"/>
     </w:p>
     <w:p>
       <w:pPr>
@@ -14852,7 +14850,7 @@
           <w:sz w:val="28"/>
         </w:rPr>
       </w:pPr>
-      <w:bookmarkStart w:id="26" w:name="_Toc221642668"/>
+      <w:bookmarkStart w:id="27" w:name="_Toc221642668"/>
       <w:r>
         <w:rPr>
           <w:b/>
@@ -14861,7 +14859,7 @@
         </w:rPr>
         <w:t>YÊU CẦU CHỨC NĂNG</w:t>
       </w:r>
-      <w:bookmarkEnd w:id="26"/>
+      <w:bookmarkEnd w:id="27"/>
     </w:p>
     <w:p>
       <w:pPr>
@@ -14879,7 +14877,7 @@
           <w:sz w:val="28"/>
         </w:rPr>
       </w:pPr>
-      <w:bookmarkStart w:id="27" w:name="_Toc221642669"/>
+      <w:bookmarkStart w:id="28" w:name="_Toc221642669"/>
       <w:r>
         <w:rPr>
           <w:b/>
@@ -14888,7 +14886,7 @@
         </w:rPr>
         <w:t>Các chức năng chính của hệ thống</w:t>
       </w:r>
-      <w:bookmarkEnd w:id="27"/>
+      <w:bookmarkEnd w:id="28"/>
     </w:p>
     <w:p>
       <w:pPr>
@@ -15126,7 +15124,7 @@
           <w:sz w:val="28"/>
         </w:rPr>
       </w:pPr>
-      <w:bookmarkStart w:id="28" w:name="_Toc221642670"/>
+      <w:bookmarkStart w:id="29" w:name="_Toc221642670"/>
       <w:r>
         <w:rPr>
           <w:b/>
@@ -15135,7 +15133,7 @@
         </w:rPr>
         <w:t>Phân quyền người dùng</w:t>
       </w:r>
-      <w:bookmarkEnd w:id="28"/>
+      <w:bookmarkEnd w:id="29"/>
     </w:p>
     <w:p>
       <w:pPr>
@@ -15390,7 +15388,7 @@
           <w:sz w:val="28"/>
         </w:rPr>
       </w:pPr>
-      <w:bookmarkStart w:id="29" w:name="_Toc221642671"/>
+      <w:bookmarkStart w:id="30" w:name="_Toc221642671"/>
       <w:r>
         <w:rPr>
           <w:b/>
@@ -15399,7 +15397,7 @@
         </w:rPr>
         <w:t>YÊU CẦU PHI CHỨC NĂNG</w:t>
       </w:r>
-      <w:bookmarkEnd w:id="29"/>
+      <w:bookmarkEnd w:id="30"/>
     </w:p>
     <w:p>
       <w:pPr>
@@ -15417,7 +15415,7 @@
           <w:sz w:val="28"/>
         </w:rPr>
       </w:pPr>
-      <w:bookmarkStart w:id="30" w:name="_Toc221642672"/>
+      <w:bookmarkStart w:id="31" w:name="_Toc221642672"/>
       <w:r>
         <w:rPr>
           <w:b/>
@@ -15426,7 +15424,7 @@
         </w:rPr>
         <w:t>Giao diện thân thiện và trải nghiệm người dùng (UI/UX)</w:t>
       </w:r>
-      <w:bookmarkEnd w:id="30"/>
+      <w:bookmarkEnd w:id="31"/>
     </w:p>
     <w:p>
       <w:pPr>
@@ -15583,7 +15581,7 @@
           <w:sz w:val="28"/>
         </w:rPr>
       </w:pPr>
-      <w:bookmarkStart w:id="31" w:name="_Toc221642673"/>
+      <w:bookmarkStart w:id="32" w:name="_Toc221642673"/>
       <w:r>
         <w:rPr>
           <w:b/>
@@ -15592,7 +15590,7 @@
         </w:rPr>
         <w:t>Hiệu năng và độ ổn định</w:t>
       </w:r>
-      <w:bookmarkEnd w:id="31"/>
+      <w:bookmarkEnd w:id="32"/>
     </w:p>
     <w:p>
       <w:pPr>
@@ -15758,7 +15756,7 @@
           <w:sz w:val="28"/>
         </w:rPr>
       </w:pPr>
-      <w:bookmarkStart w:id="32" w:name="_Toc221642674"/>
+      <w:bookmarkStart w:id="33" w:name="_Toc221642674"/>
       <w:r>
         <w:rPr>
           <w:b/>
@@ -15767,7 +15765,7 @@
         </w:rPr>
         <w:t>Yêu cầu bảo mật và an toàn dữ liệu</w:t>
       </w:r>
-      <w:bookmarkEnd w:id="32"/>
+      <w:bookmarkEnd w:id="33"/>
     </w:p>
     <w:p>
       <w:pPr>
@@ -15919,7 +15917,7 @@
           <w:sz w:val="28"/>
         </w:rPr>
       </w:pPr>
-      <w:bookmarkStart w:id="33" w:name="_Toc221642675"/>
+      <w:bookmarkStart w:id="34" w:name="_Toc221642675"/>
       <w:r>
         <w:rPr>
           <w:b/>
@@ -15928,7 +15926,7 @@
         </w:rPr>
         <w:t>THIẾT KẾ HỆ THỐNG</w:t>
       </w:r>
-      <w:bookmarkEnd w:id="33"/>
+      <w:bookmarkEnd w:id="34"/>
     </w:p>
     <w:p>
       <w:pPr>
@@ -15946,7 +15944,7 @@
           <w:sz w:val="28"/>
         </w:rPr>
       </w:pPr>
-      <w:bookmarkStart w:id="34" w:name="_Toc221642676"/>
+      <w:bookmarkStart w:id="35" w:name="_Toc221642676"/>
       <w:r>
         <w:rPr>
           <w:b/>
@@ -15955,7 +15953,7 @@
         </w:rPr>
         <w:t>Thiết kể tổng thể hệ thống</w:t>
       </w:r>
-      <w:bookmarkEnd w:id="34"/>
+      <w:bookmarkEnd w:id="35"/>
     </w:p>
     <w:p>
       <w:pPr>
@@ -15973,7 +15971,7 @@
           <w:sz w:val="28"/>
         </w:rPr>
       </w:pPr>
-      <w:bookmarkStart w:id="35" w:name="_Toc221642677"/>
+      <w:bookmarkStart w:id="36" w:name="_Toc221642677"/>
       <w:r>
         <w:rPr>
           <w:b/>
@@ -15983,7 +15981,7 @@
         <w:lastRenderedPageBreak/>
         <w:t>Kiến trúc phân tầng Layered Architecture</w:t>
       </w:r>
-      <w:bookmarkEnd w:id="35"/>
+      <w:bookmarkEnd w:id="36"/>
     </w:p>
     <w:p>
       <w:pPr>
@@ -16383,7 +16381,7 @@
           <w:sz w:val="28"/>
         </w:rPr>
       </w:pPr>
-      <w:bookmarkStart w:id="36" w:name="_Toc221642678"/>
+      <w:bookmarkStart w:id="37" w:name="_Toc221642678"/>
       <w:r>
         <w:rPr>
           <w:b/>
@@ -16392,7 +16390,7 @@
         </w:rPr>
         <w:t>Mô hình Middleware Hub và Adapter Pattern</w:t>
       </w:r>
-      <w:bookmarkEnd w:id="36"/>
+      <w:bookmarkEnd w:id="37"/>
     </w:p>
     <w:p>
       <w:pPr>
@@ -16745,7 +16743,7 @@
           <w:sz w:val="28"/>
         </w:rPr>
       </w:pPr>
-      <w:bookmarkStart w:id="37" w:name="_Toc221642679"/>
+      <w:bookmarkStart w:id="38" w:name="_Toc221642679"/>
       <w:r>
         <w:rPr>
           <w:b/>
@@ -16754,7 +16752,7 @@
         </w:rPr>
         <w:t>Thiết kế cơ sở dữ liệu</w:t>
       </w:r>
-      <w:bookmarkEnd w:id="37"/>
+      <w:bookmarkEnd w:id="38"/>
     </w:p>
     <w:p>
       <w:pPr>
@@ -16772,7 +16770,7 @@
           <w:sz w:val="28"/>
         </w:rPr>
       </w:pPr>
-      <w:bookmarkStart w:id="38" w:name="_Toc221642680"/>
+      <w:bookmarkStart w:id="39" w:name="_Toc221642680"/>
       <w:r>
         <w:rPr>
           <w:b/>
@@ -16781,7 +16779,7 @@
         </w:rPr>
         <w:t>Chiến lược lưu trữ MariaDB tập trung</w:t>
       </w:r>
-      <w:bookmarkEnd w:id="38"/>
+      <w:bookmarkEnd w:id="39"/>
     </w:p>
     <w:p>
       <w:pPr>
@@ -17100,7 +17098,7 @@
           <w:sz w:val="28"/>
         </w:rPr>
       </w:pPr>
-      <w:bookmarkStart w:id="39" w:name="_Toc221642681"/>
+      <w:bookmarkStart w:id="40" w:name="_Toc221642681"/>
       <w:r>
         <w:rPr>
           <w:b/>
@@ -17109,7 +17107,7 @@
         </w:rPr>
         <w:t>Sơ đồ thực thể quan hệ (ERD)</w:t>
       </w:r>
-      <w:bookmarkEnd w:id="39"/>
+      <w:bookmarkEnd w:id="40"/>
     </w:p>
     <w:p>
       <w:pPr>
@@ -17165,7 +17163,7 @@
           <w:sz w:val="28"/>
         </w:rPr>
       </w:pPr>
-      <w:bookmarkStart w:id="40" w:name="_Toc221642682"/>
+      <w:bookmarkStart w:id="41" w:name="_Toc221642682"/>
       <w:r>
         <w:rPr>
           <w:b/>
@@ -17174,7 +17172,7 @@
         </w:rPr>
         <w:t>Thiết kế giao diện</w:t>
       </w:r>
-      <w:bookmarkEnd w:id="40"/>
+      <w:bookmarkEnd w:id="41"/>
     </w:p>
     <w:p>
       <w:pPr>
@@ -17485,7 +17483,7 @@
           <w:sz w:val="28"/>
         </w:rPr>
       </w:pPr>
-      <w:bookmarkStart w:id="41" w:name="_Toc221642683"/>
+      <w:bookmarkStart w:id="42" w:name="_Toc221642683"/>
       <w:r>
         <w:rPr>
           <w:b/>
@@ -17494,7 +17492,7 @@
         </w:rPr>
         <w:t>Thiết kế hệ thống UML</w:t>
       </w:r>
-      <w:bookmarkEnd w:id="41"/>
+      <w:bookmarkEnd w:id="42"/>
     </w:p>
     <w:p>
       <w:pPr>
@@ -17512,7 +17510,7 @@
           <w:sz w:val="28"/>
         </w:rPr>
       </w:pPr>
-      <w:bookmarkStart w:id="42" w:name="_Toc221642684"/>
+      <w:bookmarkStart w:id="43" w:name="_Toc221642684"/>
       <w:r>
         <w:rPr>
           <w:b/>
@@ -17521,7 +17519,7 @@
         </w:rPr>
         <w:t>Sơ đồ Trường hợp sử dụng - Use Case Diagram</w:t>
       </w:r>
-      <w:bookmarkEnd w:id="42"/>
+      <w:bookmarkEnd w:id="43"/>
     </w:p>
     <w:p>
       <w:pPr>
@@ -17611,7 +17609,7 @@
           <w:szCs w:val="26"/>
         </w:rPr>
       </w:pPr>
-      <w:bookmarkStart w:id="43" w:name="_Toc221642718"/>
+      <w:bookmarkStart w:id="44" w:name="_Toc221642718"/>
       <w:r>
         <w:rPr>
           <w:b/>
@@ -17683,7 +17681,7 @@
         </w:rPr>
         <w:t>: Sơ đồ Trường hợp sử dụng tổng quát</w:t>
       </w:r>
-      <w:bookmarkEnd w:id="43"/>
+      <w:bookmarkEnd w:id="44"/>
     </w:p>
     <w:p>
       <w:pPr>
@@ -17764,7 +17762,7 @@
           <w:szCs w:val="26"/>
         </w:rPr>
       </w:pPr>
-      <w:bookmarkStart w:id="44" w:name="_Toc221642719"/>
+      <w:bookmarkStart w:id="45" w:name="_Toc221642719"/>
       <w:r>
         <w:rPr>
           <w:b/>
@@ -17836,7 +17834,7 @@
         </w:rPr>
         <w:t>: Sơ đồ trường hợp sử dụng chi tiết</w:t>
       </w:r>
-      <w:bookmarkEnd w:id="44"/>
+      <w:bookmarkEnd w:id="45"/>
     </w:p>
     <w:p>
       <w:pPr>
@@ -18423,7 +18421,7 @@
           <w:szCs w:val="26"/>
         </w:rPr>
       </w:pPr>
-      <w:bookmarkStart w:id="45" w:name="_Toc221642720"/>
+      <w:bookmarkStart w:id="46" w:name="_Toc221642720"/>
       <w:r>
         <w:rPr>
           <w:b/>
@@ -18495,7 +18493,7 @@
         </w:rPr>
         <w:t>: Sơ đồ Trường hợp sử dụng phân rã Use Case quản lý tài khoản định danh và quản lý cấu hình hệ thống</w:t>
       </w:r>
-      <w:bookmarkEnd w:id="45"/>
+      <w:bookmarkEnd w:id="46"/>
     </w:p>
     <w:p>
       <w:pPr>
@@ -18750,7 +18748,7 @@
           <w:szCs w:val="26"/>
         </w:rPr>
       </w:pPr>
-      <w:bookmarkStart w:id="46" w:name="_Toc221642721"/>
+      <w:bookmarkStart w:id="47" w:name="_Toc221642721"/>
       <w:r>
         <w:rPr>
           <w:b/>
@@ -18826,7 +18824,7 @@
         </w:rPr>
         <w:t>Sơ đồ Trường hợp sử dụng phân rã Use Case phát hành hóa đơn</w:t>
       </w:r>
-      <w:bookmarkEnd w:id="46"/>
+      <w:bookmarkEnd w:id="47"/>
       <w:r>
         <w:rPr>
           <w:b/>
@@ -18915,7 +18913,7 @@
           <w:szCs w:val="26"/>
         </w:rPr>
       </w:pPr>
-      <w:bookmarkStart w:id="47" w:name="_Toc221642722"/>
+      <w:bookmarkStart w:id="48" w:name="_Toc221642722"/>
       <w:r>
         <w:rPr>
           <w:b/>
@@ -18997,7 +18995,7 @@
         </w:rPr>
         <w:t>Sơ đồ Trường hợp sử dụng phân rã Use Case phát hành hóa đơn và tra cứu và khai thác hóa đơn</w:t>
       </w:r>
-      <w:bookmarkEnd w:id="47"/>
+      <w:bookmarkEnd w:id="48"/>
     </w:p>
     <w:p>
       <w:pPr>
@@ -19270,7 +19268,7 @@
           <w:szCs w:val="26"/>
         </w:rPr>
       </w:pPr>
-      <w:bookmarkStart w:id="48" w:name="_Toc221642723"/>
+      <w:bookmarkStart w:id="49" w:name="_Toc221642723"/>
       <w:r>
         <w:rPr>
           <w:b/>
@@ -19352,7 +19350,7 @@
         </w:rPr>
         <w:t xml:space="preserve"> Trường hợp sử dụng phân rã Use Case quản lý tài khoản định danh và thiết lập dải số và mẫu hóa đơn</w:t>
       </w:r>
-      <w:bookmarkEnd w:id="48"/>
+      <w:bookmarkEnd w:id="49"/>
     </w:p>
     <w:p>
       <w:pPr>
@@ -19440,7 +19438,7 @@
           <w:szCs w:val="26"/>
         </w:rPr>
       </w:pPr>
-      <w:bookmarkStart w:id="49" w:name="_Toc221642724"/>
+      <w:bookmarkStart w:id="50" w:name="_Toc221642724"/>
       <w:r>
         <w:rPr>
           <w:b/>
@@ -19498,7 +19496,7 @@
         </w:rPr>
         <w:t>: Sơ đồ Trường hợp sử dụng phân rã Use Case phát hành hóa đơn</w:t>
       </w:r>
-      <w:bookmarkEnd w:id="49"/>
+      <w:bookmarkEnd w:id="50"/>
     </w:p>
     <w:p>
       <w:pPr>
@@ -19568,7 +19566,7 @@
           <w:szCs w:val="26"/>
         </w:rPr>
       </w:pPr>
-      <w:bookmarkStart w:id="50" w:name="_Toc221642725"/>
+      <w:bookmarkStart w:id="51" w:name="_Toc221642725"/>
       <w:r>
         <w:rPr>
           <w:b/>
@@ -19640,7 +19638,7 @@
         </w:rPr>
         <w:t>: Sơ đồ Trường hợp sử dụng phân rã Use Case xử lý nghiệp vụ sau phát hành</w:t>
       </w:r>
-      <w:bookmarkEnd w:id="50"/>
+      <w:bookmarkEnd w:id="51"/>
     </w:p>
     <w:p>
       <w:pPr>
@@ -19847,7 +19845,7 @@
           <w:szCs w:val="26"/>
         </w:rPr>
       </w:pPr>
-      <w:bookmarkStart w:id="51" w:name="_Toc221642726"/>
+      <w:bookmarkStart w:id="52" w:name="_Toc221642726"/>
       <w:r>
         <w:rPr>
           <w:b/>
@@ -19919,7 +19917,7 @@
         </w:rPr>
         <w:t>: Sơ đồ Trường hợp sử dụng phân rã Use Case quản lý cấu hình và hệ thống</w:t>
       </w:r>
-      <w:bookmarkEnd w:id="51"/>
+      <w:bookmarkEnd w:id="52"/>
     </w:p>
     <w:p>
       <w:pPr>
@@ -19950,7 +19948,7 @@
           <w:sz w:val="28"/>
         </w:rPr>
       </w:pPr>
-      <w:bookmarkStart w:id="52" w:name="_Toc221642685"/>
+      <w:bookmarkStart w:id="53" w:name="_Toc221642685"/>
       <w:r>
         <w:rPr>
           <w:b/>
@@ -19959,7 +19957,7 @@
         </w:rPr>
         <w:t>Sơ đồ Lớp – Class Diagram</w:t>
       </w:r>
-      <w:bookmarkEnd w:id="52"/>
+      <w:bookmarkEnd w:id="53"/>
     </w:p>
     <w:p>
       <w:pPr>
@@ -20041,7 +20039,7 @@
           <w:szCs w:val="26"/>
         </w:rPr>
       </w:pPr>
-      <w:bookmarkStart w:id="53" w:name="_Toc221642727"/>
+      <w:bookmarkStart w:id="54" w:name="_Toc221642727"/>
       <w:r>
         <w:rPr>
           <w:b/>
@@ -20113,7 +20111,7 @@
         </w:rPr>
         <w:t>: Sơ đồ Lớp tổng quát</w:t>
       </w:r>
-      <w:bookmarkEnd w:id="53"/>
+      <w:bookmarkEnd w:id="54"/>
     </w:p>
     <w:p/>
     <w:p>
@@ -20252,8 +20250,6 @@
         </w:rPr>
         <w:t>: Sơ đồ Lớp tổng quát</w:t>
       </w:r>
-      <w:bookmarkStart w:id="54" w:name="_GoBack"/>
-      <w:bookmarkEnd w:id="54"/>
     </w:p>
     <w:p>
       <w:pPr>
@@ -25896,15 +25892,7 @@
           <w:bCs/>
           <w:szCs w:val="26"/>
         </w:rPr>
-        <w:t xml:space="preserve">Trong quá trình xây dựng tầng Backend dựa trên ngôn ngữ Java 21 và khung phát triển Spring Boot, dự án sử dụng IntelliJ IDEA làm môi trường phát triển tích hợp chính. Đây là công cụ được tối ưu hóa cho các </w:t>
-      </w:r>
-      <w:r>
-        <w:rPr>
-          <w:bCs/>
-          <w:szCs w:val="26"/>
-        </w:rPr>
-        <w:lastRenderedPageBreak/>
-        <w:t>dự án doanh nghiệp lớn, cung cấp khả năng phân tích mã nguồn thông minh, hỗ trợ tái cấu trúc mã (Refactoring) mạnh mẽ và tích hợp sẵn các công cụ quản lý dự án như Maven, giúp đẩy nhanh tốc độ thực thi các nghiệp vụ hóa đơn phức tạp.</w:t>
+        <w:t>Trong quá trình xây dựng tầng Backend dựa trên ngôn ngữ Java 21 và khung phát triển Spring Boot, dự án sử dụng IntelliJ IDEA làm môi trường phát triển tích hợp chính. Đây là công cụ được tối ưu hóa cho các dự án doanh nghiệp lớn, cung cấp khả năng phân tích mã nguồn thông minh, hỗ trợ tái cấu trúc mã (Refactoring) mạnh mẽ và tích hợp sẵn các công cụ quản lý dự án như Maven, giúp đẩy nhanh tốc độ thực thi các nghiệp vụ hóa đơn phức tạp.</w:t>
       </w:r>
     </w:p>
     <w:p>
@@ -26280,16 +26268,7 @@
           <w:color w:val="000000" w:themeColor="text1"/>
           <w:szCs w:val="26"/>
         </w:rPr>
-        <w:t xml:space="preserve">GitHub là một nền tảng dựa trên điện toán đám mây, nơi bạn có thể lưu trữ, chia sẻ và cộng tác với những người khác để viết mã. Việc lưu trữ mã nguồn của bạn trong một "kho lưu trữ" trên GitHub cho phép </w:t>
-      </w:r>
-      <w:r>
-        <w:rPr>
-          <w:bCs/>
-          <w:color w:val="000000" w:themeColor="text1"/>
-          <w:szCs w:val="26"/>
-        </w:rPr>
-        <w:lastRenderedPageBreak/>
-        <w:t>bạn:Trưng bày hoặc chia sẻ tác phẩm của bạn. Theo dõi và quản lý các thay đổi đối với mã nguồn của bạn theo thời gian.Hãy để người khác xem xét mã của bạn và đưa ra những đề xuất để cải thiện nó.Cộng tác trong một dự án chung mà không cần lo lắng rằng những thay đổi của bạn sẽ ảnh hưởng đến công việc của các cộng tác viên trước khi bạn sẵn sàng tích hợp chúng.Làm việc cộng tác, một trong những tính năng cơ bản của GitHub, được thực hiện nhờ phần mềm mã nguồn mở Git, nền tảng mà GitHub được xây dựng dựa trên đó.</w:t>
+        <w:t>GitHub là một nền tảng dựa trên điện toán đám mây, nơi bạn có thể lưu trữ, chia sẻ và cộng tác với những người khác để viết mã. Việc lưu trữ mã nguồn của bạn trong một "kho lưu trữ" trên GitHub cho phép bạn:Trưng bày hoặc chia sẻ tác phẩm của bạn. Theo dõi và quản lý các thay đổi đối với mã nguồn của bạn theo thời gian.Hãy để người khác xem xét mã của bạn và đưa ra những đề xuất để cải thiện nó.Cộng tác trong một dự án chung mà không cần lo lắng rằng những thay đổi của bạn sẽ ảnh hưởng đến công việc của các cộng tác viên trước khi bạn sẵn sàng tích hợp chúng.Làm việc cộng tác, một trong những tính năng cơ bản của GitHub, được thực hiện nhờ phần mềm mã nguồn mở Git, nền tảng mà GitHub được xây dựng dựa trên đó.</w:t>
       </w:r>
       <w:r>
         <w:rPr>
@@ -26563,15 +26542,7 @@
           <w:bCs/>
           <w:szCs w:val="26"/>
         </w:rPr>
-        <w:t xml:space="preserve">Nhà phát triển Canonical định nghĩa về hệ điều hành này như sau: Ubuntu là một hệ điều hành Linux hoàn chỉnh dành cho máy tính để bàn, được cung cấp miễn phí với sự hỗ trợ từ cộng đồng và giới chuyên nghiệp. Cộng đồng Ubuntu được xây dựng dựa trên những ý tưởng được nêu </w:t>
-      </w:r>
-      <w:r>
-        <w:rPr>
-          <w:bCs/>
-          <w:szCs w:val="26"/>
-        </w:rPr>
-        <w:lastRenderedPageBreak/>
-        <w:t>trong Tuyên ngôn Ubuntu: phần mềm nên được cung cấp miễn phí, các công cụ phần mềm nên được người dùng sử dụng bằng ngôn ngữ địa phương của họ và bất kể khuyết tật nào, và người dùng nên có quyền tự do tùy chỉnh và thay đổi phần mềm theo bất kỳ cách nào họ thấy phù hợp</w:t>
+        <w:t>Nhà phát triển Canonical định nghĩa về hệ điều hành này như sau: Ubuntu là một hệ điều hành Linux hoàn chỉnh dành cho máy tính để bàn, được cung cấp miễn phí với sự hỗ trợ từ cộng đồng và giới chuyên nghiệp. Cộng đồng Ubuntu được xây dựng dựa trên những ý tưởng được nêu trong Tuyên ngôn Ubuntu: phần mềm nên được cung cấp miễn phí, các công cụ phần mềm nên được người dùng sử dụng bằng ngôn ngữ địa phương của họ và bất kể khuyết tật nào, và người dùng nên có quyền tự do tùy chỉnh và thay đổi phần mềm theo bất kỳ cách nào họ thấy phù hợp</w:t>
       </w:r>
       <w:r>
         <w:rPr>
@@ -27239,7 +27210,6 @@
           <w:bCs/>
           <w:szCs w:val="26"/>
         </w:rPr>
-        <w:lastRenderedPageBreak/>
         <w:t>Về bản chất và triết lý phát triển, trang chủ của tổ chức MariaDB Foundation đã khẳng định:</w:t>
       </w:r>
       <w:r>
@@ -27502,7 +27472,6 @@
           <w:bCs/>
           <w:szCs w:val="26"/>
         </w:rPr>
-        <w:lastRenderedPageBreak/>
         <w:t>Theo định nghĩa chính thức từ trang chủ Docker:</w:t>
       </w:r>
       <w:r>
@@ -27822,7 +27791,6 @@
           <w:szCs w:val="26"/>
           <w:lang w:eastAsia="en-US"/>
         </w:rPr>
-        <w:lastRenderedPageBreak/>
         <w:drawing>
           <wp:inline distT="0" distB="0" distL="0" distR="0" wp14:anchorId="2771CB2B" wp14:editId="1E9909FD">
             <wp:extent cx="5435600" cy="2658110"/>
@@ -28204,7 +28172,6 @@
           <w:bCs/>
           <w:szCs w:val="26"/>
         </w:rPr>
-        <w:lastRenderedPageBreak/>
         <w:t>HashiCorp, đơn vị phát triển Terraform, đị</w:t>
       </w:r>
       <w:r>
@@ -28557,7 +28524,6 @@
           <w:szCs w:val="26"/>
           <w:lang w:eastAsia="en-US"/>
         </w:rPr>
-        <w:lastRenderedPageBreak/>
         <w:drawing>
           <wp:inline distT="0" distB="0" distL="0" distR="0" wp14:anchorId="52BC1D49" wp14:editId="22207FA9">
             <wp:extent cx="5435600" cy="2737485"/>
@@ -28924,7 +28890,6 @@
           <w:bCs/>
           <w:szCs w:val="26"/>
         </w:rPr>
-        <w:lastRenderedPageBreak/>
         <w:t>Ứng dụng ArgoCD giúp hệ thống EInvoiceHub đạt được cơ chế tự đồng bộ trạng thái nếu có bất kỳ sự sai lệch nào giữa cấu hình trên cụm Kubernetes thực tế và cấu hình được định nghĩa trong Git, ArgoCD sẽ tự động điều chỉnh để đưa hệ thống về trạng thái mong muốn. Quy trình này không chỉ tăng cường tính bảo mật bằng cách hạn chế quyền truy cập trực tiếp vào cụm máy chủ mà còn giúp đội ngũ vận hành dễ dàng thực hiện quy trình hoàn tác (Rollback) khi có sự cố xảy ra, đảm bảo dịch vụ hóa đơn điện tử của doanh nghiệp hoạt động liên tục và ổn định</w:t>
       </w:r>
     </w:p>
@@ -29192,7 +29157,6 @@
           <w:bCs/>
           <w:sz w:val="28"/>
         </w:rPr>
-        <w:lastRenderedPageBreak/>
         <w:t>Giới hạn về số lượng tích hợp nhà cung cấp và môi trường thử nghiệm</w:t>
       </w:r>
       <w:bookmarkEnd w:id="98"/>
@@ -29439,15 +29403,7 @@
           <w:bCs/>
           <w:szCs w:val="26"/>
         </w:rPr>
-        <w:t xml:space="preserve">Để đáp ứng nhu cầu xử lý khối lượng dữ liệu khổng lồ của các tập đoàn đa quốc gia, hệ thống cần được tái cấu trúc từ Monolithic-Core sang kiến trúc Microservices chuyên sâu, tách biệt hoàn toàn các dịch vụ ký </w:t>
-      </w:r>
-      <w:r>
-        <w:rPr>
-          <w:bCs/>
-          <w:szCs w:val="26"/>
-        </w:rPr>
-        <w:lastRenderedPageBreak/>
-        <w:t>số, dịch vụ truyền nhận và dịch vụ tra cứu để có thể co giãn độc lập. Ngoài ra, nghiên cứu ứng dụng công nghệ Blockchain trong việc lưu vết nhật ký hệ thống (Audit Log) và mã tra cứu hóa đơn sẽ là hướng đi đột phá. Việc này giúp đảm bảo tính minh bạch, chống thay đổi dữ liệu tuyệt đối và tăng cường sự tin tưởng của các bên liên quan trong quy trình đối soát tài chính, đồng thời đưa EInvoiceHub tiệm cận với các tiêu chuẩn an toàn thông tin quốc tế.</w:t>
+        <w:t>Để đáp ứng nhu cầu xử lý khối lượng dữ liệu khổng lồ của các tập đoàn đa quốc gia, hệ thống cần được tái cấu trúc từ Monolithic-Core sang kiến trúc Microservices chuyên sâu, tách biệt hoàn toàn các dịch vụ ký số, dịch vụ truyền nhận và dịch vụ tra cứu để có thể co giãn độc lập. Ngoài ra, nghiên cứu ứng dụng công nghệ Blockchain trong việc lưu vết nhật ký hệ thống (Audit Log) và mã tra cứu hóa đơn sẽ là hướng đi đột phá. Việc này giúp đảm bảo tính minh bạch, chống thay đổi dữ liệu tuyệt đối và tăng cường sự tin tưởng của các bên liên quan trong quy trình đối soát tài chính, đồng thời đưa EInvoiceHub tiệm cận với các tiêu chuẩn an toàn thông tin quốc tế.</w:t>
       </w:r>
       <w:r>
         <w:rPr>
@@ -29728,7 +29684,6 @@
         <w:rPr>
           <w:sz w:val="28"/>
         </w:rPr>
-        <w:lastRenderedPageBreak/>
         <w:t>[10]</w:t>
       </w:r>
       <w:r>
@@ -30056,7 +30011,7 @@
           <w:rPr>
             <w:noProof/>
           </w:rPr>
-          <w:t>31</w:t>
+          <w:t>46</w:t>
         </w:r>
         <w:r>
           <w:rPr>
@@ -34911,7 +34866,7 @@
 </file>
 
 <file path=customXml/itemProps1.xml><?xml version="1.0" encoding="utf-8"?>
-<ds:datastoreItem xmlns:ds="http://schemas.openxmlformats.org/officeDocument/2006/customXml" ds:itemID="{F8B49C27-7734-4D8A-8EA2-B4F3AB6FBFCA}">
+<ds:datastoreItem xmlns:ds="http://schemas.openxmlformats.org/officeDocument/2006/customXml" ds:itemID="{2B91109F-1F15-4638-81D1-DD7A27608013}">
   <ds:schemaRefs>
     <ds:schemaRef ds:uri="http://schemas.openxmlformats.org/officeDocument/2006/bibliography"/>
   </ds:schemaRefs>
